--- a/class one/java课程设计实训报告模板.docx
+++ b/class one/java课程设计实训报告模板.docx
@@ -40,48 +40,24 @@
           <w:sz w:val="52"/>
           <w:szCs w:val="52"/>
         </w:rPr>
-        <w:t>课程设计</w:t>
-      </w:r>
+        <w:t>课程设计》</w:t>
+      </w:r>
+    </w:p>
+    <w:p>
+      <w:pPr>
+        <w:jc w:val="center"/>
+        <w:rPr>
+          <w:sz w:val="52"/>
+          <w:szCs w:val="52"/>
+        </w:rPr>
+      </w:pPr>
       <w:r>
         <w:rPr>
           <w:rFonts w:hint="eastAsia"/>
           <w:sz w:val="52"/>
           <w:szCs w:val="52"/>
         </w:rPr>
-        <w:t>》</w:t>
-      </w:r>
-    </w:p>
-    <w:p>
-      <w:pPr>
-        <w:jc w:val="center"/>
-        <w:rPr>
-          <w:sz w:val="52"/>
-          <w:szCs w:val="52"/>
-        </w:rPr>
-      </w:pPr>
-      <w:r>
-        <w:rPr>
-          <w:rFonts w:hint="eastAsia"/>
-          <w:sz w:val="52"/>
-          <w:szCs w:val="52"/>
-        </w:rPr>
-        <w:t>实</w:t>
-      </w:r>
-      <w:r>
-        <w:rPr>
-          <w:rFonts w:hint="eastAsia"/>
-          <w:sz w:val="52"/>
-          <w:szCs w:val="52"/>
-        </w:rPr>
-        <w:t>训</w:t>
-      </w:r>
-      <w:r>
-        <w:rPr>
-          <w:rFonts w:hint="eastAsia"/>
-          <w:sz w:val="52"/>
-          <w:szCs w:val="52"/>
-        </w:rPr>
-        <w:t>报告</w:t>
+        <w:t>实训报告</w:t>
       </w:r>
     </w:p>
     <w:p>
@@ -231,6 +207,21 @@
           <w:szCs w:val="32"/>
         </w:rPr>
         <w:t>课程编号：</w:t>
+      </w:r>
+      <w:r>
+        <w:rPr>
+          <w:rFonts w:hint="eastAsia"/>
+          <w:sz w:val="32"/>
+          <w:szCs w:val="32"/>
+        </w:rPr>
+        <w:t>0</w:t>
+      </w:r>
+      <w:r>
+        <w:rPr>
+          <w:sz w:val="32"/>
+          <w:szCs w:val="32"/>
+        </w:rPr>
+        <w:t>1084</w:t>
       </w:r>
     </w:p>
     <w:p>
@@ -264,16 +255,7 @@
           <w:szCs w:val="32"/>
         </w:rPr>
         <w:lastRenderedPageBreak/>
-        <w:t>实</w:t>
-      </w:r>
-      <w:r>
-        <w:rPr>
-          <w:rFonts w:ascii="Times New Roman" w:hAnsi="Times New Roman"/>
-          <w:kern w:val="44"/>
-          <w:sz w:val="32"/>
-          <w:szCs w:val="32"/>
-        </w:rPr>
-        <w:t>训</w:t>
+        <w:t>实训</w:t>
       </w:r>
       <w:proofErr w:type="gramStart"/>
       <w:r>
@@ -345,8 +327,9 @@
           <w:szCs w:val="21"/>
           <w:shd w:val="clear" w:color="auto" w:fill="FFFFFF"/>
         </w:rPr>
-        <w:t>M</w:t>
-      </w:r>
+        <w:t>Mvc</w:t>
+      </w:r>
+      <w:proofErr w:type="spellEnd"/>
       <w:r>
         <w:rPr>
           <w:rFonts w:ascii="Helvetica" w:eastAsia="Helvetica" w:hAnsi="Helvetica" w:cs="Helvetica"/>
@@ -354,16 +337,6 @@
           <w:szCs w:val="21"/>
           <w:shd w:val="clear" w:color="auto" w:fill="FFFFFF"/>
         </w:rPr>
-        <w:t>vc</w:t>
-      </w:r>
-      <w:proofErr w:type="spellEnd"/>
-      <w:r>
-        <w:rPr>
-          <w:rFonts w:ascii="Helvetica" w:eastAsia="Helvetica" w:hAnsi="Helvetica" w:cs="Helvetica"/>
-          <w:color w:val="333333"/>
-          <w:szCs w:val="21"/>
-          <w:shd w:val="clear" w:color="auto" w:fill="FFFFFF"/>
-        </w:rPr>
         <w:t>+</w:t>
       </w:r>
       <w:r>
@@ -382,7 +355,7 @@
         <w:spacing w:line="360" w:lineRule="auto"/>
         <w:ind w:left="420" w:firstLineChars="0" w:firstLine="0"/>
         <w:rPr>
-          <w:rFonts w:ascii="Helvetica" w:hAnsi="Helvetica" w:cs="Helvetica" w:hint="eastAsia"/>
+          <w:rFonts w:ascii="Helvetica" w:hAnsi="Helvetica" w:cs="Helvetica"/>
           <w:color w:val="333333"/>
           <w:szCs w:val="21"/>
           <w:shd w:val="clear" w:color="auto" w:fill="FFFFFF"/>
